--- a/education/guias_laboratorio/GUIA_LAB_03_OPERACION_DISTRIBUIDA_KINOVA_TURNOS.docx
+++ b/education/guias_laboratorio/GUIA_LAB_03_OPERACION_DISTRIBUIDA_KINOVA_TURNOS.docx
@@ -1169,6 +1169,7 @@
                 <w:b w:val="0"/>
                 <w:sz w:val="16"/>
               </w:rPr>
+              <w:t>Lectura de /joint_states por nombre y coherencia con el instrumento ABET</w:t>
             </w:r>
           </w:p>
         </w:tc>
@@ -1198,6 +1199,7 @@
                 <w:b w:val="0"/>
                 <w:sz w:val="16"/>
               </w:rPr>
+              <w:t>Con el robot real /joint_states incluye la articulación de la pinza y su orden no es necesariamente joint_1 a joint_6: la meta se arma leyendo el campo name, igual que en la ruta de inicio (docs/INICIO_DESDE_CERO.md). Se corrige la observación del turno (giro de la base, no de la pinza). El instrumento ABET pasa de joint_6 a joint_1 (versión 1.1).</w:t>
             </w:r>
           </w:p>
         </w:tc>
@@ -1228,6 +1230,7 @@
                 <w:b w:val="0"/>
                 <w:sz w:val="16"/>
               </w:rPr>
+              <w:t>21/10/2026</w:t>
             </w:r>
           </w:p>
         </w:tc>
@@ -6612,7 +6615,7 @@
                 <w:rFonts w:ascii="Courier New" w:hAnsi="Courier New"/>
                 <w:sz w:val="16"/>
               </w:rPr>
-              <w:t>Ver las 6 posiciones articulares actuales en radianes [j1, j2, j3, j4, j5, j6]</w:t>
+              <w:t>Nombres (campo name) y posiciones (campo position) de cada articulación</w:t>
             </w:r>
             <w:r>
               <w:br/>
@@ -6622,7 +6625,7 @@
                 <w:rFonts w:ascii="Courier New" w:hAnsi="Courier New"/>
                 <w:sz w:val="16"/>
               </w:rPr>
-              <w:t>ros2 topic echo /joint_states --once --field position</w:t>
+              <w:t>ros2 topic echo /joint_states --once</w:t>
             </w:r>
           </w:p>
         </w:tc>
@@ -6642,6 +6645,23 @@
           <w:i w:val="0"/>
           <w:sz w:val="4"/>
         </w:rPr>
+      </w:r>
+    </w:p>
+    <w:p>
+      <w:pPr>
+        <w:keepNext w:val="0"/>
+        <w:spacing w:before="0" w:after="80" w:line="240" w:lineRule="auto"/>
+        <w:ind w:left="0" w:firstLine="0"/>
+        <w:jc w:val="both"/>
+      </w:pPr>
+      <w:r>
+        <w:rPr>
+          <w:rFonts w:ascii="Arial" w:hAnsi="Arial"/>
+          <w:b w:val="0"/>
+          <w:i w:val="0"/>
+          <w:sz w:val="18"/>
+        </w:rPr>
+        <w:t>Anote la posición de cada articulación por su nombre: el orden del mensaje no tiene por qué ser 1, 2, 3..., así que relacione cada valor de position con el de name en la misma posición. Con el robot real el mensaje trae también la articulación de la pinza (robotiq_85_left_knuckle_joint): no la copie. La meta lleva sólo las 6 posiciones del brazo, en el orden [j1, j2, j3, j4, j5, j6].</w:t>
       </w:r>
     </w:p>
     <w:p>
